--- a/results/H4/table_13_lmm_group_movement.docx
+++ b/results/H4/table_13_lmm_group_movement.docx
@@ -28,7 +28,7 @@
         <w:rPr/>
         <w:t xml:space="preserve">Table </w:t>
       </w:r>
-      <w:bookmarkStart w:id="8f742d25-cb83-4926-9c3d-73d5c3a14288" w:name="table"/>
+      <w:bookmarkStart w:id="1339fba4-9c98-4cdc-8381-7774b549ba61" w:name="table"/>
       <w:r>
         <w:rPr/>
         <w:fldChar w:fldCharType="begin" w:dirty="true"/>
@@ -41,7 +41,7 @@
         <w:rPr/>
         <w:fldChar w:fldCharType="end" w:dirty="true"/>
       </w:r>
-      <w:bookmarkEnd w:id="8f742d25-cb83-4926-9c3d-73d5c3a14288"/>
+      <w:bookmarkEnd w:id="1339fba4-9c98-4cdc-8381-7774b549ba61"/>
       <w:r>
         <w:rPr/>
         <w:t xml:space="preserve">. </w:t>

--- a/results/H4/table_13_lmm_group_movement.docx
+++ b/results/H4/table_13_lmm_group_movement.docx
@@ -28,7 +28,7 @@
         <w:rPr/>
         <w:t xml:space="preserve">Table </w:t>
       </w:r>
-      <w:bookmarkStart w:id="1339fba4-9c98-4cdc-8381-7774b549ba61" w:name="table"/>
+      <w:bookmarkStart w:id="c313bdf6-d2bc-4d15-8c78-3406dac8d55b" w:name="table"/>
       <w:r>
         <w:rPr/>
         <w:fldChar w:fldCharType="begin" w:dirty="true"/>
@@ -41,7 +41,7 @@
         <w:rPr/>
         <w:fldChar w:fldCharType="end" w:dirty="true"/>
       </w:r>
-      <w:bookmarkEnd w:id="1339fba4-9c98-4cdc-8381-7774b549ba61"/>
+      <w:bookmarkEnd w:id="c313bdf6-d2bc-4d15-8c78-3406dac8d55b"/>
       <w:r>
         <w:rPr/>
         <w:t xml:space="preserve">. </w:t>

--- a/results/H4/table_13_lmm_group_movement.docx
+++ b/results/H4/table_13_lmm_group_movement.docx
@@ -28,7 +28,7 @@
         <w:rPr/>
         <w:t xml:space="preserve">Table </w:t>
       </w:r>
-      <w:bookmarkStart w:id="c313bdf6-d2bc-4d15-8c78-3406dac8d55b" w:name="table"/>
+      <w:bookmarkStart w:id="29aa753d-d5ee-45ec-aca9-cab6fdf894dc" w:name="table"/>
       <w:r>
         <w:rPr/>
         <w:fldChar w:fldCharType="begin" w:dirty="true"/>
@@ -41,7 +41,7 @@
         <w:rPr/>
         <w:fldChar w:fldCharType="end" w:dirty="true"/>
       </w:r>
-      <w:bookmarkEnd w:id="c313bdf6-d2bc-4d15-8c78-3406dac8d55b"/>
+      <w:bookmarkEnd w:id="29aa753d-d5ee-45ec-aca9-cab6fdf894dc"/>
       <w:r>
         <w:rPr/>
         <w:t xml:space="preserve">. </w:t>
